--- a/vertrag/NexAI-Vertragswerk_einfach-erklaert.docx
+++ b/vertrag/NexAI-Vertragswerk_einfach-erklaert.docx
@@ -187,7 +187,7 @@
           <w:sz w:val="21"/>
           <w:szCs w:val="21"/>
         </w:rPr>
-        <w:t xml:space="preserve">Hier steht, was ihr überhaupt macht (KI-Agenten und Websites) und dass jeder Einzelauftrag über ein Auftragsformular läuft, für das dann dieser Rahmenvertrag plus Anlagen gelten. Praktisch heißt das: Dieser Vertrag ist euer Fundament, das konkrete Projekt regelt ihr immer extra im Auftragsformular. Wichtig ist die Rangfolge bei Widersprüchen – zuerst gilt das Auftragsformular, dann dieser Rahmenvertrag, und beim Datenschutz hat immer die Anlage B (AVV) Vorrang.</w:t>
+        <w:t xml:space="preserve">Hier steht, was ihr überhaupt macht (KI-Agenten und eigene Anwendungen wie CRM, Kalender und App) und dass jeder Einzelauftrag über ein Auftragsformular läuft, für das dann dieser Rahmenvertrag plus Anlagen gelten. Praktisch heißt das: Dieser Vertrag ist euer Fundament, das konkrete Projekt regelt ihr immer extra im Auftragsformular. Wichtig ist die Rangfolge bei Widersprüchen – zuerst gilt das Auftragsformular, dann dieser Rahmenvertrag, und beim Datenschutz hat immer die Anlage B (AVV) Vorrang.</w:t>
       </w:r>
     </w:p>
     <w:p>
@@ -265,7 +265,7 @@
           <w:sz w:val="21"/>
           <w:szCs w:val="21"/>
         </w:rPr>
-        <w:t xml:space="preserve">Der Vertrag trennt zwei Arten von Leistung: einmalige Projekte (Website, Ersteinrichtung) als Werkvertrag mit geschuldetem Ergebnis, und laufenden Betrieb als Dienstvertrag, bei dem ihr nur gute Arbeit, aber keinen Erfolg schuldet. Das ist für euch enorm wichtig: Beim laufenden Betrieb müsst ihr keine bestimmte Zahl an Terminen, Leads oder Umsätzen liefern. Achtet darauf, dass Projekte formal abgenommen werden (Anlage D) – nutzt der Kunde die Leistung produktiv, gilt sie automatisch als abgenommen, und ab da läuft nur 1 Jahr Gewährleistung.</w:t>
+        <w:t xml:space="preserve">Der Vertrag trennt zwei Arten von Leistung: einmalige Projekte (Einrichtung von Anwendungen, Ersteinrichtung von Agenten) als Werkvertrag mit geschuldetem Ergebnis, und laufenden Betrieb als Dienstvertrag, bei dem ihr nur gute Arbeit, aber keinen Erfolg schuldet. Das ist für euch enorm wichtig: Beim laufenden Betrieb müsst ihr keine bestimmte Zahl an Terminen, Leads oder Umsätzen liefern. Achtet darauf, dass Projekte formal abgenommen werden (Anlage D) – nutzt der Kunde die Leistung produktiv, gilt sie automatisch als abgenommen, und ab da läuft nur 1 Jahr Gewährleistung.</w:t>
       </w:r>
     </w:p>
     <w:p>
@@ -850,7 +850,7 @@
           <w:sz w:val="21"/>
           <w:szCs w:val="21"/>
         </w:rPr>
-        <w:t xml:space="preserve">Wenn der Kunde die Agenten für Kaltakquise nutzt, darf nur rechtlich erlaubte Ansprache stattfinden, und der Kunde sichert die Rechtsgrundlage zu. Ihr recherchiert teils selbst Kontakte und haltet euch dabei streng an B2B-Regeln und Opt-out-Dokumentation. Achtet darauf: Ihr dürft erkennbar rechtswidrige Kampagnen ablehnen oder stoppen – das ist eure Notbremse gegen Ärger mit dem UWG.</w:t>
+        <w:t xml:space="preserve">Wenn der Kunde die Agenten für Kaltakquise nutzt, darf nur rechtlich erlaubte Ansprache stattfinden, und der Kunde sichert die Rechtsgrundlage zu. Ihr recherchiert keine Kontakte für Kunden, das ist ausdrücklich keine Leistung mehr. Die Klausel greift trotzdem weiter, sobald ein Kunde den Voice Agent für ausgehende Anrufe einsetzt. Achtet darauf: Ihr dürft erkennbar rechtswidrige Kampagnen ablehnen oder stoppen – das ist eure Notbremse gegen Ärger mit dem UWG.</w:t>
       </w:r>
     </w:p>
     <w:p>
@@ -1443,7 +1443,7 @@
           <w:sz w:val="21"/>
           <w:szCs w:val="21"/>
         </w:rPr>
-        <w:t xml:space="preserve">Hier kreuzt ihr zusammen mit dem Kunden an, was genau gebucht wird — Betriebsleistungen (Voice-, Chat-, Social-, Vertriebs-Agent, Automatisierung, individuelle Agenten) oder Projektleistungen (Website). Wichtig ist der Unterschied: Laufende Agenten sind Dienstleistung, die Website ist eine Werkleistung mit Abnahme. Beim Vertriebs-/Akquise-Agenten müsst ihr besonders aufpassen — dort muss der Kunde zusichern, dass die Kontaktaufnahme rechtlich erlaubt ist (Datenschutz, Opt-out).</w:t>
+        <w:t xml:space="preserve">Hier kreuzt ihr zusammen mit dem Kunden an, was genau gebucht wird — Betriebsleistungen (Voice-, Chat-Agent, Automatisierung, individuelle Agenten, CRM, Kalender, App) oder Projektleistungen (Einrichtung der Anwendungen). Wichtig ist der Unterschied: Der laufende Betrieb ist Dienstleistung, die Einrichtung einer Anwendung eine Werkleistung mit Abnahme. Nutzt der Kunde den Voice Agent für ausgehende Anrufe, muss er zusichern, dass die Ansprache rechtlich erlaubt ist (UWG, Datenschutz, Opt-out).</w:t>
       </w:r>
     </w:p>
     <w:p>
@@ -1521,7 +1521,7 @@
           <w:sz w:val="21"/>
           <w:szCs w:val="21"/>
         </w:rPr>
-        <w:t xml:space="preserve">Hier steht, dass es keine Setup-Gebühr gibt, sondern nur einen monatlichen oder jährlichen Beitrag, und Projektleistungen wie die Website extra einmalig kosten. In die Tabelle tragt ihr die einzelnen Posten und die Summe ein — alle Preise immer netto plus Mehrwertsteuer. Achtet darauf, den Abrechnungsturnus (z. B. monatlich im Voraus) einzutragen, und denkt daran, bis zur USt-IdNr. eure Steuernummer auf die Rechnung zu schreiben.</w:t>
+        <w:t xml:space="preserve">Hier steht, dass es keine Setup-Gebühr gibt, sondern nur einen monatlichen oder jährlichen Beitrag, und Projektleistungen wie die Einrichtung einer Anwendung extra einmalig kosten. In die Tabelle tragt ihr die einzelnen Posten und die Summe ein — alle Preise immer netto plus Mehrwertsteuer. Achtet darauf, den Abrechnungsturnus (z. B. monatlich im Voraus) einzutragen, und denkt daran, bis zur USt-IdNr. eure Steuernummer auf die Rechnung zu schreiben.</w:t>
       </w:r>
     </w:p>
     <w:p>
@@ -2075,7 +2075,7 @@
           <w:sz w:val="21"/>
           <w:szCs w:val="21"/>
         </w:rPr>
-        <w:t xml:space="preserve">Eure Leistungen teilen sich in zwei rechtliche Kategorien: einmalige Projektleistungen (Website und Ersteinrichtung, Werkvertrag mit Abnahme) und laufende Betriebsleistungen (Betrieb, Wartung, Hosting, Support, Dienstvertrag mit SLA). Für euch ist das wichtig, weil bei Projektleistungen ein Ergebnis abgenommen wird, beim laufenden Betrieb dagegen nur eine ordentliche Dienstleistung geschuldet ist. Merkt euch, dass Preise, Freikontingente, Overage-Kosten und der EUR-Spend-Cap pro Agent immer im Auftragsformular festgelegt werden, nicht hier.</w:t>
+        <w:t xml:space="preserve">Eure Leistungen teilen sich in zwei rechtliche Kategorien: einmalige Projektleistungen (Ersteinrichtung der Agenten und Einrichtung der Anwendungen, Werkvertrag mit Abnahme) und laufende Betriebsleistungen (Betrieb, Wartung, Hosting, Support, Dienstvertrag mit SLA). Für euch ist das wichtig, weil bei Projektleistungen ein Ergebnis abgenommen wird, beim laufenden Betrieb dagegen nur eine ordentliche Dienstleistung geschuldet ist. Merkt euch, dass Preise, Freikontingente, Overage-Kosten und der EUR-Spend-Cap pro Agent immer im Auftragsformular festgelegt werden, nicht hier.</w:t>
       </w:r>
     </w:p>
     <w:p>
@@ -2173,84 +2173,6 @@
           <w:sz w:val="21"/>
           <w:szCs w:val="21"/>
         </w:rPr>
-        <w:t xml:space="preserve">Social-Media-Agent</w:t>
-      </w:r>
-    </w:p>
-    <w:p>
-      <w:pPr>
-        <w:spacing w:after="120" w:line="276"/>
-        <w:jc w:val="both"/>
-      </w:pPr>
-      <w:r>
-        <w:rPr>
-          <w:rFonts w:ascii="Arial" w:cs="Arial" w:eastAsia="Arial" w:hAnsi="Arial"/>
-          <w:b w:val="false"/>
-          <w:bCs w:val="false"/>
-          <w:i w:val="false"/>
-          <w:iCs w:val="false"/>
-          <w:color w:val="1A1A1A"/>
-          <w:sz w:val="21"/>
-          <w:szCs w:val="21"/>
-        </w:rPr>
-        <w:t xml:space="preserve">Der Social-Media-Agent beantwortet DMs und Kommentare, erkennt Interessenten, bereitet Beitragsentwürfe vor und übergibt qualifizierte Kontakte. Für euch heißt das: ihr unterstützt beim Community-Management, aber die endgültige Freigabe und redaktionelle Verantwortung bleibt beim Kunden. Achtet darauf, dass ihr keine echte Content-Strategie oder Redaktion schuldet, außer es ist ausdrücklich vereinbart.</w:t>
-      </w:r>
-    </w:p>
-    <w:p>
-      <w:pPr>
-        <w:pStyle w:val="Heading2"/>
-        <w:keepNext/>
-        <w:spacing w:after="80" w:before="160"/>
-      </w:pPr>
-      <w:r>
-        <w:rPr>
-          <w:rFonts w:ascii="Arial" w:cs="Arial" w:eastAsia="Arial" w:hAnsi="Arial"/>
-          <w:b/>
-          <w:bCs/>
-          <w:i w:val="false"/>
-          <w:iCs w:val="false"/>
-          <w:color w:val="0B0B0F"/>
-          <w:sz w:val="21"/>
-          <w:szCs w:val="21"/>
-        </w:rPr>
-        <w:t xml:space="preserve">Vertriebs-/Akquise-Agent</w:t>
-      </w:r>
-    </w:p>
-    <w:p>
-      <w:pPr>
-        <w:spacing w:after="120" w:line="276"/>
-        <w:jc w:val="both"/>
-      </w:pPr>
-      <w:r>
-        <w:rPr>
-          <w:rFonts w:ascii="Arial" w:cs="Arial" w:eastAsia="Arial" w:hAnsi="Arial"/>
-          <w:b w:val="false"/>
-          <w:bCs w:val="false"/>
-          <w:i w:val="false"/>
-          <w:iCs w:val="false"/>
-          <w:color w:val="1A1A1A"/>
-          <w:sz w:val="21"/>
-          <w:szCs w:val="21"/>
-        </w:rPr>
-        <w:t xml:space="preserve">Dieser Agent sucht im B2B passende Firmen, recherchiert Ansprechpartner, bewertet die Passung und erstellt personalisierte Ansprache-Entwürfe, teils auch zum automatischen Versand. Für euch ist das der heikelste Baustein, weil Kaltakquise per Mail und Telefon rechtlich stark eingeschränkt ist (UWG, DSGVO Art. 14). Achtet unbedingt auf Opt-out in jeder Ansprache, dokumentiert Widersprüche und lehnt Kampagnen ab, die klar rechtswidrig wären.</w:t>
-      </w:r>
-    </w:p>
-    <w:p>
-      <w:pPr>
-        <w:pStyle w:val="Heading2"/>
-        <w:keepNext/>
-        <w:spacing w:after="80" w:before="160"/>
-      </w:pPr>
-      <w:r>
-        <w:rPr>
-          <w:rFonts w:ascii="Arial" w:cs="Arial" w:eastAsia="Arial" w:hAnsi="Arial"/>
-          <w:b/>
-          <w:bCs/>
-          <w:i w:val="false"/>
-          <w:iCs w:val="false"/>
-          <w:color w:val="0B0B0F"/>
-          <w:sz w:val="21"/>
-          <w:szCs w:val="21"/>
-        </w:rPr>
         <w:t xml:space="preserve">Automatisierungen</w:t>
       </w:r>
     </w:p>
@@ -2329,26 +2251,104 @@
           <w:sz w:val="21"/>
           <w:szCs w:val="21"/>
         </w:rPr>
-        <w:t xml:space="preserve">Website-Erstellung (Projektleistung)</w:t>
-      </w:r>
-    </w:p>
-    <w:p>
-      <w:pPr>
-        <w:spacing w:after="120" w:line="276"/>
-        <w:jc w:val="both"/>
-      </w:pPr>
-      <w:r>
-        <w:rPr>
-          <w:rFonts w:ascii="Arial" w:cs="Arial" w:eastAsia="Arial" w:hAnsi="Arial"/>
-          <w:b w:val="false"/>
-          <w:bCs w:val="false"/>
-          <w:i w:val="false"/>
-          <w:iCs w:val="false"/>
-          <w:color w:val="1A1A1A"/>
-          <w:sz w:val="21"/>
-          <w:szCs w:val="21"/>
-        </w:rPr>
-        <w:t xml:space="preserve">Ihr baut eine moderne, responsive Website mit technischer SEO-Basis, Landingpages und Anbindung der Agenten, als klassische Werkleistung. Für euch heißt das: es gibt eine echte Abnahme nach Anlage D, und der Kunde liefert Texte, Bilder, Logos und Zugänge. Achtet darauf, dass laufende SEO-Betreuung, redaktionelle Pflege und fremdes Hosting hier NICHT enthalten sind.</w:t>
+        <w:t xml:space="preserve">NexAI CRM (Kundensystem)</w:t>
+      </w:r>
+    </w:p>
+    <w:p>
+      <w:pPr>
+        <w:spacing w:after="120" w:line="276"/>
+        <w:jc w:val="both"/>
+      </w:pPr>
+      <w:r>
+        <w:rPr>
+          <w:rFonts w:ascii="Arial" w:cs="Arial" w:eastAsia="Arial" w:hAnsi="Arial"/>
+          <w:b w:val="false"/>
+          <w:bCs w:val="false"/>
+          <w:i w:val="false"/>
+          <w:iCs w:val="false"/>
+          <w:color w:val="1A1A1A"/>
+          <w:sz w:val="21"/>
+          <w:szCs w:val="21"/>
+        </w:rPr>
+        <w:t xml:space="preserve">Das CRM ist eure eigene Software: Kontakte, Firmen, Anfragen, Termine, Aufgaben, Verkaufschancen und Berichte an einem Ort, betrieben auf Servern in Deutschland. Für euch heißt das: Anrufe des Voice Agents und Anfragen von der Website laufen automatisch hinein, und jeder Kunde bekommt seinen eigenen, technisch getrennten Bereich. Achtet darauf, dass die Übernahme von Daten aus einem Altsystem nur geschuldet ist, wenn ihr sie ausdrücklich ins Auftragsformular schreibt — sonst wird daraus schnell unbezahlte Arbeit.</w:t>
+      </w:r>
+    </w:p>
+    <w:p>
+      <w:pPr>
+        <w:pStyle w:val="Heading2"/>
+        <w:keepNext/>
+        <w:spacing w:after="80" w:before="160"/>
+      </w:pPr>
+      <w:r>
+        <w:rPr>
+          <w:rFonts w:ascii="Arial" w:cs="Arial" w:eastAsia="Arial" w:hAnsi="Arial"/>
+          <w:b/>
+          <w:bCs/>
+          <w:i w:val="false"/>
+          <w:iCs w:val="false"/>
+          <w:color w:val="0B0B0F"/>
+          <w:sz w:val="21"/>
+          <w:szCs w:val="21"/>
+        </w:rPr>
+        <w:t xml:space="preserve">NexAI Kalender (Online-Terminbuchung)</w:t>
+      </w:r>
+    </w:p>
+    <w:p>
+      <w:pPr>
+        <w:spacing w:after="120" w:line="276"/>
+        <w:jc w:val="both"/>
+      </w:pPr>
+      <w:r>
+        <w:rPr>
+          <w:rFonts w:ascii="Arial" w:cs="Arial" w:eastAsia="Arial" w:hAnsi="Arial"/>
+          <w:b w:val="false"/>
+          <w:bCs w:val="false"/>
+          <w:i w:val="false"/>
+          <w:iCs w:val="false"/>
+          <w:color w:val="1A1A1A"/>
+          <w:sz w:val="21"/>
+          <w:szCs w:val="21"/>
+        </w:rPr>
+        <w:t xml:space="preserve">Der Kalender lässt Kundschaft selbst Termine buchen und verschickt Bestätigung und Erinnerung per E-Mail oder SMS; Doppelbuchungen sind technisch ausgeschlossen. Für euch heißt das: Der SMS-Versand kostet Geld und läuft über einen Dienstleister — tragt Freikontingent und Preis ins Auftragsformular ein. Achtet darauf: Damit die eigene Rufnummer des Kunden als Absender erscheint, muss er sie beim Versanddienst verifizieren; das ist seine Mitwirkung, nicht eure Schuld, wenn es fehlt.</w:t>
+      </w:r>
+    </w:p>
+    <w:p>
+      <w:pPr>
+        <w:pStyle w:val="Heading2"/>
+        <w:keepNext/>
+        <w:spacing w:after="80" w:before="160"/>
+      </w:pPr>
+      <w:r>
+        <w:rPr>
+          <w:rFonts w:ascii="Arial" w:cs="Arial" w:eastAsia="Arial" w:hAnsi="Arial"/>
+          <w:b/>
+          <w:bCs/>
+          <w:i w:val="false"/>
+          <w:iCs w:val="false"/>
+          <w:color w:val="0B0B0F"/>
+          <w:sz w:val="21"/>
+          <w:szCs w:val="21"/>
+        </w:rPr>
+        <w:t xml:space="preserve">NexAI App (individuelle Anwendung)</w:t>
+      </w:r>
+    </w:p>
+    <w:p>
+      <w:pPr>
+        <w:spacing w:after="120" w:line="276"/>
+        <w:jc w:val="both"/>
+      </w:pPr>
+      <w:r>
+        <w:rPr>
+          <w:rFonts w:ascii="Arial" w:cs="Arial" w:eastAsia="Arial" w:hAnsi="Arial"/>
+          <w:b w:val="false"/>
+          <w:bCs w:val="false"/>
+          <w:i w:val="false"/>
+          <w:iCs w:val="false"/>
+          <w:color w:val="1A1A1A"/>
+          <w:sz w:val="21"/>
+          <w:szCs w:val="21"/>
+        </w:rPr>
+        <w:t xml:space="preserve">Ihr baut dem Kunden eine eigene installierbare App in seiner Marke, etwa ein Kundenportal oder eine App für seine Beschäftigten, mit Push-Nachrichten und Anbindung an seine Systeme. Für euch heißt das: Umfang und Abnahmekriterien gehören je Projekt schriftlich festgelegt, sonst ist unklar, wann ihr fertig seid. Achtet darauf: Eine Veröffentlichung im App-Store von Apple oder Google schuldet ihr NICHT — die App wird direkt aus dem Browser installiert.</w:t>
       </w:r>
     </w:p>
     <w:p>
@@ -2387,7 +2387,7 @@
           <w:sz w:val="21"/>
           <w:szCs w:val="21"/>
         </w:rPr>
-        <w:t xml:space="preserve">Die Ersteinrichtung der Agenten (Grundkonfiguration, Wissensbasis, Workflows, Anbindungen, Tests) ist ebenfalls eine Werkleistung. Wichtig für euch: dafür wird KEINE separate Setup-Gebühr verlangt, sie ist mit dem monatlichen oder jährlichen Beitrag abgegolten. Achtet darauf, dass eine Ausnahme davon nur gilt, wenn das Auftragsformular ausdrücklich etwas anderes festlegt.</w:t>
+        <w:t xml:space="preserve">Die Ersteinrichtung der Agenten und Anwendungen (Grundkonfiguration, Wissensbasis, Workflows, Anbindungen, Tests) ist ebenfalls eine Werkleistung. Wichtig für euch: dafür wird KEINE separate Setup-Gebühr verlangt, sie ist mit dem monatlichen oder jährlichen Beitrag abgegolten. Achtet darauf, dass eine Ausnahme davon nur gilt, wenn das Auftragsformular ausdrücklich etwas anderes festlegt.</w:t>
       </w:r>
     </w:p>
     <w:p>
@@ -2707,7 +2707,7 @@
           <w:sz w:val="21"/>
           <w:szCs w:val="21"/>
         </w:rPr>
-        <w:t xml:space="preserve">Hier wird festgelegt, dass ihr für den Kunden KI-Agenten betreibt und dabei dessen Daten nur weisungsgebunden verarbeitet – der Kunde ist "Verantwortlicher", ihr seid "Auftragsverarbeiter". Praktisch bedeutet das: bei allen normalen Agenten seid ihr nur ausführende Hand und dürft die Daten nicht für Eigenes nutzen. Wichtig: bei Datenschutzfragen schlägt dieser AVV alle anderen Verträge, und beim Vertriebs-/Akquise-Agenten gilt die Sonderregel in § 15.</w:t>
+        <w:t xml:space="preserve">Hier wird festgelegt, dass ihr für den Kunden KI-Agenten betreibt und dabei dessen Daten nur weisungsgebunden verarbeitet – der Kunde ist "Verantwortlicher", ihr seid "Auftragsverarbeiter". Praktisch bedeutet das: bei allen normalen Agenten seid ihr nur ausführende Hand und dürft die Daten nicht für Eigenes nutzen. Wichtig: bei Datenschutzfragen schlägt dieser AVV alle anderen Verträge, und die Rollen je Leistung stehen in der Matrix in § 15.</w:t>
       </w:r>
     </w:p>
     <w:p>
@@ -3253,7 +3253,7 @@
           <w:sz w:val="21"/>
           <w:szCs w:val="21"/>
         </w:rPr>
-        <w:t xml:space="preserve">Diese Tabelle legt fest, dass ihr bei fast allen Agenten reiner Auftragsverarbeiter seid – nur beim Vertriebs-/Akquise-Agenten, wo ihr selbst Kontakte recherchiert, kann die Rolle abweichen (gemeinsame oder getrennte Verantwortlichkeit). Praktisch heißt das: sobald ihr selbst Leads recherchiert, müsst ihr die genaue Rolle im Auftragsformular festlegen und ggf. eine Extra-Vereinbarung (Art. 26) schließen. Wichtig: bei eigener Recherche tragt ihr eigene Verantwortung für saubere B2B-Ansprache, Informationspflichten und Opt-outs und dürft rechtswidrige Kampagnenwünsche ablehnen.</w:t>
+        <w:t xml:space="preserve">Diese Tabelle legt fest, dass ihr bei allen Agenten und Anwendungen reiner Auftragsverarbeiter seid. Praktisch heißt das: sobald ihr selbst Leads recherchiert, müsst ihr die genaue Rolle im Auftragsformular festlegen und ggf. eine Extra-Vereinbarung (Art. 26) schließen. Wichtig: bei eigener Recherche tragt ihr eigene Verantwortung für saubere B2B-Ansprache, Informationspflichten und Opt-outs und dürft rechtswidrige Kampagnenwünsche ablehnen.</w:t>
       </w:r>
     </w:p>
     <w:p>
@@ -4166,7 +4166,7 @@
           <w:sz w:val="21"/>
           <w:szCs w:val="21"/>
         </w:rPr>
-        <w:t xml:space="preserve">Dieses Dokument ist das Formular, mit dem ein Kunde offiziell bestaetigt, dass ihr eine einmalige Projektleistung (z. B. eine Website oder die Ersteinrichtung eines Agenten) fertig und vertragsgemaess geliefert habt.</w:t>
+        <w:t xml:space="preserve">Dieses Dokument ist das Formular, mit dem ein Kunde offiziell bestaetigt, dass ihr eine einmalige Projektleistung (z. B. die Einrichtung eines CRM oder die Ersteinrichtung eines Agenten) fertig und vertragsgemaess geliefert habt.</w:t>
       </w:r>
     </w:p>
     <w:p>
@@ -4205,7 +4205,7 @@
           <w:sz w:val="21"/>
           <w:szCs w:val="21"/>
         </w:rPr>
-        <w:t xml:space="preserve">Hier steht, dass dieses Protokoll die Abnahme eurer einmaligen Werkleistungen dokumentiert, also fertige Projekte wie Website-Erstellung oder Ersteinrichtung. Praktisch heisst das: mit diesem unterschriebenen Blatt ist ein Projekt offiziell abgenommen und wird Teil eures Vertrags mit dem Kunden. Achtet darauf, dass es nur einmalige Projekte betrifft, nicht den laufenden Betrieb, und dass es immer zusammen mit Rahmenvertrag und Auftragsformular gilt.</w:t>
+        <w:t xml:space="preserve">Hier steht, dass dieses Protokoll die Abnahme eurer einmaligen Werkleistungen dokumentiert, also fertige Projekte wie die Einrichtung einer Anwendung oder die Ersteinrichtung eines Agenten. Praktisch heisst das: mit diesem unterschriebenen Blatt ist ein Projekt offiziell abgenommen und wird Teil eures Vertrags mit dem Kunden. Achtet darauf, dass es nur einmalige Projekte betrifft, nicht den laufenden Betrieb, und dass es immer zusammen mit Rahmenvertrag und Auftragsformular gilt.</w:t>
       </w:r>
     </w:p>
     <w:p>
@@ -4361,7 +4361,7 @@
           <w:sz w:val="21"/>
           <w:szCs w:val="21"/>
         </w:rPr>
-        <w:t xml:space="preserve">Das ist eine Ankreuzliste aller moeglichen Leistungen (Voice Agent, Chatbot, Website, Automatisierungen usw.), von denen ihr das Gelieferte markiert. So ist schwarz auf weiss festgehalten, was genau zur Abnahme vorgelegt wird. Achtet darauf, wirklich nur das anzukreuzen, was ihr auch geliefert habt, und Besonderes unter 'Sonstige' klar zu beschreiben, damit es spaeter keinen Streit gibt.</w:t>
+        <w:t xml:space="preserve">Das ist eine Ankreuzliste aller moeglichen Leistungen (Voice Agent, Chatbot, CRM, Kalender, App, Automatisierungen usw.), von denen ihr das Gelieferte markiert. So ist schwarz auf weiss festgehalten, was genau zur Abnahme vorgelegt wird. Achtet darauf, wirklich nur das anzukreuzen, was ihr auch geliefert habt, und Besonderes unter 'Sonstige' klar zu beschreiben, damit es spaeter keinen Streit gibt.</w:t>
       </w:r>
     </w:p>
     <w:p>
@@ -5040,7 +5040,7 @@
           <w:sz w:val="21"/>
           <w:szCs w:val="21"/>
         </w:rPr>
-        <w:t xml:space="preserve">Hier wird beschrieben, was ihr liefert: Voice-, Chat-, Social- und Vertriebs-Agenten, Automatisierungen und Websites — einmalige Einrichtung (Werkvertrag) und laufender Betrieb (Dienstvertrag). Für euch wichtig: die Agenten dürfen keine rechtsverbindlichen Zusagen im Namen des Kunden machen (keine Preise, Bestellungen, Verträge), und der Pflicht-KI-Hinweis an Endnutzer ist fest eingebaut und nicht abschaltbar. Der genaue Umfang steht immer in Auftragsformular und Anlage A, damit klar ist, was geschuldet ist und was nicht.</w:t>
+        <w:t xml:space="preserve">Hier wird beschrieben, was ihr liefert: Voice- und Chat-Agenten, Automatisierungen, individuelle Agenten sowie CRM, Kalender und App — einmalige Einrichtung (Werkvertrag) und laufender Betrieb (Dienstvertrag). Für euch wichtig: die Agenten dürfen keine rechtsverbindlichen Zusagen im Namen des Kunden machen (keine Preise, Bestellungen, Verträge), und der Pflicht-KI-Hinweis an Endnutzer ist fest eingebaut und nicht abschaltbar. Der genaue Umfang steht immer in Auftragsformular und Anlage A, damit klar ist, was geschuldet ist und was nicht.</w:t>
       </w:r>
     </w:p>
     <w:p>
@@ -5430,7 +5430,7 @@
           <w:sz w:val="21"/>
           <w:szCs w:val="21"/>
         </w:rPr>
-        <w:t xml:space="preserve">Ihr haltet euch an die DSGVO, und wo ihr Daten im Auftrag verarbeitet, gilt zusätzlich der AVV (Anlage B). Wo technisch möglich werden Gesprächsdaten nicht gespeichert; ist Speicherung unvermeidbar, wird nach 6 Monaten gelöscht, und nach Vertragsende gebt ihr die Daten binnen 30 Tagen zum Export frei und löscht sie dann. Bei Vertriebs-Agenten müsst ihr die Regeln zulässiger B2B-Ansprache einhalten — und ihr dürft erkennbar rechtswidrige Kampagnen ablehnen, was euch schützt.</w:t>
+        <w:t xml:space="preserve">Ihr haltet euch an die DSGVO, und wo ihr Daten im Auftrag verarbeitet, gilt zusätzlich der AVV (Anlage B). Wo technisch möglich werden Gesprächsdaten nicht gespeichert; ist Speicherung unvermeidbar, wird nach 6 Monaten gelöscht, und nach Vertragsende gebt ihr die Daten binnen 30 Tagen zum Export frei und löscht sie dann. Nutzt ein Kunde den Voice Agent für ausgehende Ansprache, muss er die Regeln zulässiger Werbung einhalten — und ihr dürft erkennbar rechtswidrige Kampagnen ablehnen, was euch schützt.</w:t>
       </w:r>
     </w:p>
     <w:p>
@@ -5737,7 +5737,7 @@
         <w:sz w:val="15"/>
         <w:szCs w:val="15"/>
       </w:rPr>
-      <w:t xml:space="preserve">NexAI – Next Generation Intelligence GbR</w:t>
+      <w:t xml:space="preserve">NexAI – Next Generation Artificial Intelligence GbR</w:t>
     </w:r>
     <w:r>
       <w:rPr>

--- a/vertrag/NexAI-Vertragswerk_einfach-erklaert.docx
+++ b/vertrag/NexAI-Vertragswerk_einfach-erklaert.docx
@@ -44,7 +44,7 @@
           <w:sz w:val="18"/>
           <w:szCs w:val="18"/>
         </w:rPr>
-        <w:t xml:space="preserve">Stand: Juli 2026 · Jeder Paragraph in 3 Sätzen, ohne Juristendeutsch</w:t>
+        <w:t xml:space="preserve">Stand: September 2026 · Jeder Paragraph in 3 Sätzen, ohne Juristendeutsch</w:t>
       </w:r>
     </w:p>
     <w:p>
@@ -3573,7 +3573,7 @@
           <w:sz w:val="21"/>
           <w:szCs w:val="21"/>
         </w:rPr>
-        <w:t xml:space="preserve">Ihr seid Montag bis Freitag von 08:00 bis 17:00 Uhr erreichbar, außer an baden-württembergischen Feiertagen, und Anfragen nach Feierabend zählen erst am nächsten Werktag ab 08:00 als eingegangen. Das schützt euch davor, nachts oder am Wochenende reagieren zu müssen – die Uhr für Reaktionszeiten läuft nur innerhalb dieser Fenster. Wichtig: Ihr schuldet ausdrücklich keinen 24/7-Support und keine Rund-um-die-Uhr-Überwachung, das solltet ihr auch so kommunizieren.</w:t>
+        <w:t xml:space="preserve">Ihr seid Montag bis Freitag von 09:00 bis 17:00 Uhr erreichbar, außer an baden-württembergischen Feiertagen, und Anfragen nach Feierabend zählen erst am nächsten Werktag ab 09:00 als eingegangen. Das schützt euch davor, nachts oder am Wochenende reagieren zu müssen – die Uhr für Reaktionszeiten läuft nur innerhalb dieser Fenster. Wichtig: Ihr schuldet ausdrücklich keinen 24/7-Support und keine Rund-um-die-Uhr-Überwachung, das solltet ihr auch so kommunizieren.</w:t>
       </w:r>
     </w:p>
     <w:p>

--- a/vertrag/NexAI-Vertragswerk_einfach-erklaert.docx
+++ b/vertrag/NexAI-Vertragswerk_einfach-erklaert.docx
@@ -811,7 +811,7 @@
           <w:sz w:val="21"/>
           <w:szCs w:val="21"/>
         </w:rPr>
-        <w:t xml:space="preserve">Der Kunde stimmt zu, dass Daten bei euch und bei euren Dienstleistern (Vapi, Twilio, Make, OpenAI, ElevenLabs, Google, Hoster) gespeichert werden, wobei so wenig wie möglich gespeichert und Unvermeidbares nach 6 Monaten gelöscht wird. Das Kundensystem bleibt dabei das führende System. Wichtig: Der Kunde muss die Endnutzer selbst nach DSGVO informieren – tut er das nicht, muss er euch von Ansprüchen Dritter freistellen (also im Ernstfall eure Kosten tragen).</w:t>
+        <w:t xml:space="preserve">Der Kunde stimmt zu, dass Daten bei euch und bei euren Dienstleistern (Vapi, Soniox, OpenAI, Google, easybell, Resend, Hetzner) gespeichert werden, wobei so wenig wie möglich gespeichert und Unvermeidbares nach 6 Monaten gelöscht wird. Das Kundensystem bleibt dabei das führende System. Wichtig: Der Kunde muss die Endnutzer selbst nach DSGVO informieren – tut er das nicht, muss er euch von Ansprüchen Dritter freistellen (also im Ernstfall eure Kosten tragen).</w:t>
       </w:r>
     </w:p>
     <w:p>
@@ -1045,7 +1045,7 @@
           <w:sz w:val="21"/>
           <w:szCs w:val="21"/>
         </w:rPr>
-        <w:t xml:space="preserve">Ihr dürft Dienstleister wie Vapi, Twilio, Make, OpenAI, ElevenLabs, Google und Hoster einsetzen, deren Datenschutz über die Anlage B geregelt ist. Für Ausfälle dieser Dienste haftet ihr nicht pauschal, sondern nur, wenn euch selbst ein Verschulden trifft. Achtet darauf: Laufende Kosten von Drittdiensten, die durch die vom Kunden gewählte Nutzung entstehen, trägt der Kunde.</w:t>
+        <w:t xml:space="preserve">Ihr dürft Dienstleister wie Vapi, Soniox, OpenAI, Google, easybell, Resend und Hetzner einsetzen, deren Datenschutz über die Anlage B geregelt ist. Für Ausfälle dieser Dienste haftet ihr nicht pauschal, sondern nur, wenn euch selbst ein Verschulden trifft. Achtet darauf: Laufende Kosten von Drittdiensten, die durch die vom Kunden gewählte Nutzung entstehen, trägt der Kunde.</w:t>
       </w:r>
     </w:p>
     <w:p>
@@ -3058,7 +3058,7 @@
           <w:sz w:val="21"/>
           <w:szCs w:val="21"/>
         </w:rPr>
-        <w:t xml:space="preserve">Wenn Daten in Länder außerhalb der EU (v. a. USA) fließen, müsst ihr für rechtlich saubere Grundlagen sorgen. Praktisch stützt ihr das bevorzugt auf das EU-US Data Privacy Framework, sonst auf EU-Standardvertragsklauseln plus Zusatzmaßnahmen und eine Transfer-Prüfung (TIA). Wichtig: für Dienste ohne DPF-Zertifizierung (z. B. Vapi, ElevenLabs) braucht ihr vorsorglich den SCC-Weg, und der Kunde kann Nachweise verlangen.</w:t>
+        <w:t xml:space="preserve">Wenn Daten in Länder außerhalb der EU (v. a. USA) fließen, müsst ihr für rechtlich saubere Grundlagen sorgen. Praktisch stützt ihr das bevorzugt auf das EU-US Data Privacy Framework, sonst auf EU-Standardvertragsklauseln plus Zusatzmaßnahmen und eine Transfer-Prüfung (TIA). Wichtig: für Dienste ohne DPF-Zertifizierung (z. B. Vapi, Soniox, OpenAI) braucht ihr vorsorglich den SCC-Weg, und der Kunde kann Nachweise verlangen.</w:t>
       </w:r>
     </w:p>
     <w:p>
@@ -3409,7 +3409,7 @@
           <w:sz w:val="21"/>
           <w:szCs w:val="21"/>
         </w:rPr>
-        <w:t xml:space="preserve">Diese Tabelle nennt eure aktuellen Subunternehmer (Vapi, Twilio, Make, OpenAI, ElevenLabs, Google, Hosting) mit Sitz, Leistung, Datenarten und Transfermechanismus. Praktisch müsst ihr diese Liste aktuell halten und beim Hosting-Provider noch Land/Name eintragen. Wichtig: Änderungen an dieser Liste lösen die 14-Tage-Ankündigung aus § 9 aus, und die genannten Transferwege (DPF bzw. SCC) müssen für jeden Dienst wirklich vorliegen.</w:t>
+        <w:t xml:space="preserve">Diese Tabelle nennt eure aktuellen Subunternehmer (Vapi, Soniox, OpenAI, Google, easybell, Resend, Hetzner) mit Sitz, Leistung, Datenarten und Transfermechanismus. Praktisch müsst ihr diese Liste aktuell halten — sie ist der Stand vom September 2026. Wichtig: Änderungen an dieser Liste lösen die 14-Tage-Ankündigung aus § 9 aus, und die genannten Transferwege (DPF bzw. SCC) müssen für jeden Dienst wirklich vorliegen.</w:t>
       </w:r>
     </w:p>
     <w:p>
@@ -3729,7 +3729,7 @@
           <w:sz w:val="21"/>
           <w:szCs w:val="21"/>
         </w:rPr>
-        <w:t xml:space="preserve">Hier wird klargestellt, dass die Erstreaktion nur die erste echte inhaltliche Rückmeldung ist (eine Auto-Antwort zählt nicht) und dass ihr ausdrücklich keine Lösungs- oder Wiederherstellungszeit garantiert. Für euch ist das der wichtigste Schutz: Ihr schuldet nur das Bemühen, nicht das Ergebnis bis zu einem festen Zeitpunkt. Merkt euch, dass die Uhr stoppt, wenn Drittdienste (Vapi, Twilio, OpenAI usw.) oder höhere Gewalt schuld sind oder ihr auf Zuarbeit des Kunden wartet – das nimmt euch den Druck bei fremdverursachten Problemen.</w:t>
+        <w:t xml:space="preserve">Hier wird klargestellt, dass die Erstreaktion nur die erste echte inhaltliche Rückmeldung ist (eine Auto-Antwort zählt nicht) und dass ihr ausdrücklich keine Lösungs- oder Wiederherstellungszeit garantiert. Für euch ist das der wichtigste Schutz: Ihr schuldet nur das Bemühen, nicht das Ergebnis bis zu einem festen Zeitpunkt. Merkt euch, dass die Uhr stoppt, wenn Drittdienste (Vapi, Soniox, OpenAI usw.) oder höhere Gewalt schuld sind oder ihr auf Zuarbeit des Kunden wartet – das nimmt euch den Druck bei fremdverursachten Problemen.</w:t>
       </w:r>
     </w:p>
     <w:p>
@@ -5274,7 +5274,7 @@
           <w:sz w:val="21"/>
           <w:szCs w:val="21"/>
         </w:rPr>
-        <w:t xml:space="preserve">Ihr dürft Drittdienste wie Vapi, Twilio, Make, OpenAI, ElevenLabs und Google einsetzen, und der Kunde ist damit einverstanden. Für Ausfälle, Preis- oder Leistungsänderungen dieser Dienste, die ihr nicht verschuldet habt, haftet ihr nicht — das ist wichtig, weil ihr auf diese Anbieter kaum Einfluss habt. Achtet darauf, laufende Drittkosten, die der Kunde tragen soll, im Auftragsformular sauber als durchlaufende Posten auszuweisen.</w:t>
+        <w:t xml:space="preserve">Ihr dürft Drittdienste wie Vapi, Soniox, OpenAI, Google, easybell und Resend einsetzen, und der Kunde ist damit einverstanden. Für Ausfälle, Preis- oder Leistungsänderungen dieser Dienste, die ihr nicht verschuldet habt, haftet ihr nicht — das ist wichtig, weil ihr auf diese Anbieter kaum Einfluss habt. Achtet darauf, laufende Drittkosten, die der Kunde tragen soll, im Auftragsformular sauber als durchlaufende Posten auszuweisen.</w:t>
       </w:r>
     </w:p>
     <w:p>
